--- a/a7/packages/A7 Unit 6 - Relationships in Triangles/Lessons/6.04/Keys/A7 6.04 Pythagorean Theorem in Real-World Problems - Additional Question Bank - Key.docx
+++ b/a7/packages/A7 Unit 6 - Relationships in Triangles/Lessons/6.04/Keys/A7 6.04 Pythagorean Theorem in Real-World Problems - Additional Question Bank - Key.docx
@@ -387,7 +387,7 @@
                 <w:color w:val="6B6B6B"/>
                 <w:sz w:val="19"/>
               </w:rPr>
-              <w:t>121 − 16 = 105; √105 ≈ 10.25.</w:t>
+              <w:t>121 − 16 = 105; √105 = 10.246…, so 10.2.</w:t>
             </w:r>
           </w:p>
         </w:tc>
@@ -551,7 +551,7 @@
                 <w:color w:val="1A1A1A"/>
                 <w:sz w:val="22"/>
               </w:rPr>
-              <w:t>A field is 9 m by 12 m. How much shorter is the walk straight across, corner to corner, than the walk along two sides?</w:t>
+              <w:t>A garden bed is 3 m by 4 m. How much shorter is the walk straight across, corner to corner, than the walk along two sides?</w:t>
             </w:r>
           </w:p>
           <w:p>
@@ -566,7 +566,7 @@
                 <w:color w:val="9E1B32"/>
                 <w:sz w:val="22"/>
               </w:rPr>
-              <w:t>6 m</w:t>
+              <w:t>2 m</w:t>
             </w:r>
           </w:p>
           <w:p>
@@ -581,7 +581,7 @@
                 <w:color w:val="6B6B6B"/>
                 <w:sz w:val="19"/>
               </w:rPr>
-              <w:t>Around 21 m, across 15 m.</w:t>
+              <w:t>Along two sides 7 m, across 5 m.</w:t>
             </w:r>
           </w:p>
         </w:tc>
@@ -648,7 +648,7 @@
                 <w:color w:val="1A1A1A"/>
                 <w:sz w:val="22"/>
               </w:rPr>
-              <w:t>Will a 15-in rod lie flat in a box 9 in by 11 in, corner to corner?</w:t>
+              <w:t>Will a 15-in rod lie flat in a box 9 inches by 11 inches, corner to corner?</w:t>
             </w:r>
           </w:p>
           <w:p>
